--- a/resumes/due-parcours-macroscopie.docx
+++ b/resumes/due-parcours-macroscopie.docx
@@ -277,7 +277,21 @@
           <w:b w:val="0"/>
           <w:i w:val="0"/>
         </w:rPr>
-        <w:t xml:space="preserve"> si vous avez en plus obtenu le </w:t>
+        <w:t xml:space="preserve"> si vous avez suivi avec succès le </w:t>
+      </w:r>
+      <w:r>
+        <w:rPr>
+          <w:b/>
+          <w:i w:val="0"/>
+        </w:rPr>
+        <w:t>parcours de formation interne</w:t>
+      </w:r>
+      <w:r>
+        <w:rPr>
+          <w:b w:val="0"/>
+          <w:i w:val="0"/>
+        </w:rPr>
+        <w:t xml:space="preserve"> (et non externe) ET obtenu le </w:t>
       </w:r>
       <w:r>
         <w:rPr>
@@ -285,6 +299,51 @@
           <w:i w:val="0"/>
         </w:rPr>
         <w:t>DU de Macroscopie</w:t>
+      </w:r>
+      <w:r>
+        <w:rPr>
+          <w:b w:val="0"/>
+          <w:i w:val="0"/>
+        </w:rPr>
+        <w:t xml:space="preserve"> </w:t>
+      </w:r>
+      <w:r>
+        <w:rPr>
+          <w:b w:val="0"/>
+          <w:i/>
+          <w:color w:val="5B6578"/>
+        </w:rPr>
+        <w:t>(point 2)</w:t>
+      </w:r>
+    </w:p>
+    <w:p>
+      <w:r>
+        <w:rPr>
+          <w:color w:val="5B6578"/>
+          <w:sz w:val="16"/>
+        </w:rPr>
+        <w:t>────────────────────────────────────────</w:t>
+      </w:r>
+    </w:p>
+    <w:p>
+      <w:pPr>
+        <w:pStyle w:val="Heading2"/>
+      </w:pPr>
+      <w:r>
+        <w:rPr>
+          <w:b w:val="0"/>
+          <w:i w:val="0"/>
+        </w:rPr>
+        <w:t>Suivi de la décision</w:t>
+      </w:r>
+    </w:p>
+    <w:p>
+      <w:r>
+        <w:rPr>
+          <w:b w:val="0"/>
+          <w:i w:val="0"/>
+        </w:rPr>
+        <w:t>Aucun mécanisme de suivi n'est prévu par cette DUE : ni commission de suivi, ni bilan, ni indicateur, ni clause de révision ou de durée limitée. L'employeur peut la modifier ou y mettre fin à tout moment, sans procédure de concertation formalisée avec les organisations syndicales.</w:t>
       </w:r>
     </w:p>
     <w:p>
@@ -304,6 +363,32 @@
           <w:color w:val="5B6578"/>
         </w:rPr>
         <w:t>Source : DUE Parcours macroscopie techniciens de laboratoire (08/12/2023) — Décision de l'ICO, aucun syndicat signataire.</w:t>
+      </w:r>
+    </w:p>
+    <w:p>
+      <w:r>
+        <w:rPr>
+          <w:b w:val="0"/>
+          <w:i/>
+          <w:color w:val="5B6578"/>
+        </w:rPr>
+        <w:t xml:space="preserve">Les références entre parenthèses renvoient aux points de la décision. Seul le texte intégral fait référence : </w:t>
+      </w:r>
+      <w:r>
+        <w:rPr>
+          <w:b w:val="0"/>
+          <w:i/>
+          <w:color w:val="5B6578"/>
+        </w:rPr>
+        <w:t>décision complète (PDF)</w:t>
+      </w:r>
+      <w:r>
+        <w:rPr>
+          <w:b w:val="0"/>
+          <w:i/>
+          <w:color w:val="5B6578"/>
+        </w:rPr>
+        <w:t>.</w:t>
       </w:r>
     </w:p>
     <w:sectPr>
